--- a/docs/formatted_documents/docx/DATASETS.docx
+++ b/docs/formatted_documents/docx/DATASETS.docx
@@ -116,7 +116,7 @@
           </w:tcPr>
           <w:p>
             <w:r>
-              <w:t>manifest CSVs, audio samples, handwriting samples, split folders</w:t>
+              <w:t>manifest CSVs, audio samples, archived handwriting samples, split folders</w:t>
             </w:r>
           </w:p>
         </w:tc>
@@ -527,7 +527,7 @@
           </w:tcPr>
           <w:p>
             <w:r>
-              <w:t>Demo handwriting assets</w:t>
+              <w:t>Archived demo handwriting assets</w:t>
             </w:r>
           </w:p>
         </w:tc>
@@ -1258,6 +1258,15 @@
         <w:ind w:left="0"/>
       </w:pPr>
       <w:r>
+        <w:t>Treat handwriting folders as archived demo assets unless you are reproducing the older research branch.</w:t>
+      </w:r>
+    </w:p>
+    <w:p>
+      <w:pPr>
+        <w:pStyle w:val="ListBullet"/>
+        <w:ind w:left="0"/>
+      </w:pPr>
+      <w:r>
         <w:t>Use collection data only after anonymization and manifest validation.</w:t>
       </w:r>
     </w:p>
@@ -1325,7 +1334,6 @@
         <w:t>docs/MODELCATALOG.md (/d:/Project/DyslexiaDetectionSystem/docs/MODELCATALOG.md)</w:t>
       </w:r>
     </w:p>
-    <w:p/>
     <w:sectPr>
       <w:pgSz w:w="12240" w:h="15840"/>
       <w:pgMar w:top="1440" w:right="1800" w:bottom="1440" w:left="1800" w:header="720" w:footer="720" w:gutter="0"/>
